--- a/Documentation/Filled_Official_Forms/Niral_Thiruvizha_Utilization_Certificate.docx
+++ b/Documentation/Filled_Official_Forms/Niral_Thiruvizha_Utilization_Certificate.docx
@@ -216,7 +216,7 @@
                 <w:rFonts w:ascii="Arial" w:hAnsi="Arial"/>
                 <w:sz w:val="17"/>
               </w:rPr>
-              <w:t>814021104028</w:t>
+              <w:t>422623104003</w:t>
             </w:r>
           </w:p>
         </w:tc>
@@ -302,7 +302,7 @@
                 <w:rFonts w:ascii="Arial" w:hAnsi="Arial"/>
                 <w:sz w:val="17"/>
               </w:rPr>
-              <w:t>814021104012</w:t>
+              <w:t>4226231035</w:t>
             </w:r>
           </w:p>
         </w:tc>
@@ -388,7 +388,7 @@
                 <w:rFonts w:ascii="Arial" w:hAnsi="Arial"/>
                 <w:sz w:val="17"/>
               </w:rPr>
-              <w:t>814021104034</w:t>
+              <w:t>4226231048</w:t>
             </w:r>
           </w:p>
         </w:tc>

--- a/Documentation/Filled_Official_Forms/Niral_Thiruvizha_Utilization_Certificate.docx
+++ b/Documentation/Filled_Official_Forms/Niral_Thiruvizha_Utilization_Certificate.docx
@@ -30,7 +30,7 @@
           <w:rFonts w:ascii="Arial" w:hAnsi="Arial"/>
           <w:sz w:val="20"/>
         </w:rPr>
-        <w:t>NT3-2026-CHE-1042</w:t>
+        <w:t>NMNTSTD42260064</w:t>
       </w:r>
     </w:p>
     <w:p>

--- a/Documentation/Filled_Official_Forms/Niral_Thiruvizha_Utilization_Certificate.docx
+++ b/Documentation/Filled_Official_Forms/Niral_Thiruvizha_Utilization_Certificate.docx
@@ -74,7 +74,7 @@
           <w:sz w:val="20"/>
         </w:rPr>
         <w:tab/>
-        <w:t>Certified that out of Rs. 15,000/- (Rupees Fifteen Thousand Only) sanctioned by TNSDC under Niral Thiruvizha through Academic Course director account, Anna University towards the financial assistance for the project details indicated above, an amount of Rs. 15,000/- (Rupees Fifteen Thousand Only) was utilised for the purpose for which it was sanctioned, leaving a balance of Rs. NIL/- (Rupees NIL Only).</w:t>
+        <w:t>Certified that out of Rs. 2,500/- (Rupees Two Thousand Five Hundred Only) sanctioned by TNSDC under Niral Thiruvizha through Academic Course director account, Anna University towards the financial assistance for the project details indicated above, an amount of Rs. 2,500/- (Rupees Two Thousand Five Hundred Only) was utilised for the purpose for which it was sanctioned, leaving a balance of Rs. NIL/- (Rupees NIL Only).</w:t>
       </w:r>
     </w:p>
     <w:p>
